--- a/algorithm/docs/蒋生平周报.docx
+++ b/algorithm/docs/蒋生平周报.docx
@@ -197,16 +197,6 @@
       </w:pPr>
       <w:r>
         <w:rPr>
-          <w:rFonts w:hint="eastAsia" w:ascii="Arial" w:hAnsi="Arial" w:eastAsia="等线" w:cs="Arial"/>
-          <w:b/>
-          <w:bCs/>
-          <w:sz w:val="22"/>
-          <w:lang w:val="en-US" w:eastAsia="zh-CN"/>
-        </w:rPr>
-        <w:t>1、</w:t>
-      </w:r>
-      <w:r>
-        <w:rPr>
           <w:rFonts w:hint="default" w:ascii="Arial" w:hAnsi="Arial" w:eastAsia="等线" w:cs="Arial"/>
           <w:b/>
           <w:bCs/>
@@ -215,6 +205,44 @@
         </w:rPr>
         <w:t>完成算法收集</w:t>
       </w:r>
+      <w:r>
+        <w:rPr>
+          <w:rFonts w:hint="eastAsia" w:ascii="Arial" w:hAnsi="Arial" w:eastAsia="等线" w:cs="Arial"/>
+          <w:b/>
+          <w:bCs/>
+          <w:sz w:val="22"/>
+          <w:lang w:val="en-US" w:eastAsia="zh-CN"/>
+        </w:rPr>
+        <w:t>，</w:t>
+      </w:r>
+      <w:r>
+        <w:rPr>
+          <w:rFonts w:hint="default" w:ascii="Arial" w:hAnsi="Arial" w:eastAsia="等线" w:cs="Arial"/>
+          <w:sz w:val="22"/>
+          <w:lang w:val="en-US" w:eastAsia="zh-CN"/>
+        </w:rPr>
+        <w:t>按采集到地块结论梳理 45 项高光谱算法，对齐 L0–L4 分层（DN → 辐亮度 → 反射率 Cube → 指数/识别 → 地块汇总）。</w:t>
+      </w:r>
+      <w:r>
+        <w:rPr>
+          <w:rFonts w:hint="default" w:ascii="Arial" w:hAnsi="Arial" w:eastAsia="等线" w:cs="Arial"/>
+          <w:b/>
+          <w:bCs/>
+          <w:sz w:val="22"/>
+          <w:lang w:val="en-US" w:eastAsia="zh-CN"/>
+        </w:rPr>
+        <w:t>完成算法模块服务开发</w:t>
+      </w:r>
+      <w:r>
+        <w:rPr>
+          <w:rFonts w:hint="eastAsia" w:ascii="Arial" w:hAnsi="Arial" w:eastAsia="等线" w:cs="Arial"/>
+          <w:b/>
+          <w:bCs/>
+          <w:sz w:val="22"/>
+          <w:lang w:val="en-US" w:eastAsia="zh-CN"/>
+        </w:rPr>
+        <w:t>，</w:t>
+      </w:r>
     </w:p>
     <w:p>
       <w:pPr>
@@ -233,7 +261,7 @@
           <w:sz w:val="22"/>
           <w:lang w:val="en-US" w:eastAsia="zh-CN"/>
         </w:rPr>
-        <w:t>按采集到地块结论梳理 45 项高光谱算法，对齐 L0–L4 分层（DN → 辐亮度 → 反射率 Cube → 指数/识别 → 地块汇总）。</w:t>
+        <w:t>45 项统一 HTTP 入口可运行；配套可视化控制台，支持 testdata 演示与文献来源查看。</w:t>
       </w:r>
     </w:p>
     <w:p>
@@ -242,106 +270,48 @@
         <w:ind w:left="0"/>
         <w:jc w:val="left"/>
         <w:rPr>
+          <w:rFonts w:ascii="Arial" w:hAnsi="Arial" w:eastAsia="等线" w:cs="Arial"/>
+          <w:sz w:val="22"/>
+        </w:rPr>
+      </w:pPr>
+      <w:r>
+        <w:rPr>
           <w:rFonts w:hint="default" w:ascii="Arial" w:hAnsi="Arial" w:eastAsia="等线" w:cs="Arial"/>
           <w:b/>
           <w:bCs/>
           <w:sz w:val="22"/>
           <w:lang w:val="en-US" w:eastAsia="zh-CN"/>
         </w:rPr>
-      </w:pPr>
-      <w:r>
-        <w:rPr>
-          <w:rFonts w:hint="eastAsia" w:ascii="Arial" w:hAnsi="Arial" w:eastAsia="等线" w:cs="Arial"/>
-          <w:b/>
-          <w:bCs/>
-          <w:sz w:val="22"/>
-          <w:lang w:val="en-US" w:eastAsia="zh-CN"/>
-        </w:rPr>
-        <w:t>2、</w:t>
+        <w:t>完成算法文档编写</w:t>
+      </w:r>
+      <w:r>
+        <w:rPr>
+          <w:rFonts w:hint="eastAsia" w:ascii="Arial" w:hAnsi="Arial" w:eastAsia="等线" w:cs="Arial"/>
+          <w:b/>
+          <w:bCs/>
+          <w:sz w:val="22"/>
+          <w:lang w:val="en-US" w:eastAsia="zh-CN"/>
+        </w:rPr>
+        <w:t>，</w:t>
       </w:r>
       <w:r>
         <w:rPr>
           <w:rFonts w:hint="default" w:ascii="Arial" w:hAnsi="Arial" w:eastAsia="等线" w:cs="Arial"/>
-          <w:b/>
-          <w:bCs/>
-          <w:sz w:val="22"/>
-          <w:lang w:val="en-US" w:eastAsia="zh-CN"/>
-        </w:rPr>
-        <w:t>完成算法模块服务开发</w:t>
-      </w:r>
-    </w:p>
-    <w:p>
-      <w:pPr>
-        <w:spacing w:before="120" w:after="120" w:line="288" w:lineRule="auto"/>
-        <w:ind w:left="0"/>
-        <w:jc w:val="left"/>
-        <w:rPr>
-          <w:rFonts w:hint="default" w:ascii="Arial" w:hAnsi="Arial" w:eastAsia="等线" w:cs="Arial"/>
-          <w:sz w:val="22"/>
-          <w:lang w:val="en-US" w:eastAsia="zh-CN"/>
-        </w:rPr>
-      </w:pPr>
-      <w:r>
-        <w:rPr>
-          <w:rFonts w:hint="default" w:ascii="Arial" w:hAnsi="Arial" w:eastAsia="等线" w:cs="Arial"/>
-          <w:sz w:val="22"/>
-          <w:lang w:val="en-US" w:eastAsia="zh-CN"/>
-        </w:rPr>
-        <w:t>45 项统一 HTTP 入口可运行；配套可视化控制台，支持 testdata 演示与文献来源查看。</w:t>
-      </w:r>
-    </w:p>
-    <w:p>
-      <w:pPr>
-        <w:spacing w:before="120" w:after="120" w:line="288" w:lineRule="auto"/>
-        <w:ind w:left="0"/>
-        <w:jc w:val="left"/>
-        <w:rPr>
-          <w:rFonts w:hint="default" w:ascii="Arial" w:hAnsi="Arial" w:eastAsia="等线" w:cs="Arial"/>
-          <w:b/>
-          <w:bCs/>
-          <w:sz w:val="22"/>
-          <w:lang w:val="en-US" w:eastAsia="zh-CN"/>
-        </w:rPr>
-      </w:pPr>
-      <w:r>
-        <w:rPr>
-          <w:rFonts w:hint="eastAsia" w:ascii="Arial" w:hAnsi="Arial" w:eastAsia="等线" w:cs="Arial"/>
-          <w:b/>
-          <w:bCs/>
-          <w:sz w:val="22"/>
-          <w:lang w:val="en-US" w:eastAsia="zh-CN"/>
-        </w:rPr>
-        <w:t>3、</w:t>
-      </w:r>
-      <w:r>
-        <w:rPr>
-          <w:rFonts w:hint="default" w:ascii="Arial" w:hAnsi="Arial" w:eastAsia="等线" w:cs="Arial"/>
-          <w:b/>
-          <w:bCs/>
-          <w:sz w:val="22"/>
-          <w:lang w:val="en-US" w:eastAsia="zh-CN"/>
-        </w:rPr>
-        <w:t>完成算法文档编写</w:t>
-      </w:r>
-    </w:p>
-    <w:p>
-      <w:pPr>
-        <w:spacing w:before="120" w:after="120" w:line="288" w:lineRule="auto"/>
-        <w:ind w:left="0"/>
-        <w:jc w:val="left"/>
-        <w:rPr>
-          <w:rFonts w:ascii="Arial" w:hAnsi="Arial" w:eastAsia="等线" w:cs="Arial"/>
-          <w:sz w:val="22"/>
-        </w:rPr>
-      </w:pPr>
-      <w:r>
-        <w:rPr>
-          <w:rFonts w:hint="default" w:ascii="Arial" w:hAnsi="Arial" w:eastAsia="等线" w:cs="Arial"/>
           <w:sz w:val="22"/>
           <w:lang w:val="en-US" w:eastAsia="zh-CN"/>
         </w:rPr>
         <w:t>完成算法清单、层级说明及控制台菜单命名统一</w:t>
       </w:r>
+      <w:r>
+        <w:rPr>
+          <w:rFonts w:hint="eastAsia" w:ascii="Arial" w:hAnsi="Arial" w:eastAsia="等线" w:cs="Arial"/>
+          <w:sz w:val="22"/>
+          <w:lang w:val="en-US" w:eastAsia="zh-CN"/>
+        </w:rPr>
+        <w:t>。</w:t>
+      </w:r>
+      <w:bookmarkStart w:id="2" w:name="_GoBack"/>
+      <w:bookmarkEnd w:id="2"/>
     </w:p>
     <w:p>
       <w:pPr>
@@ -391,19 +361,7 @@
           <w:sz w:val="22"/>
           <w:lang w:val="en-US" w:eastAsia="zh-CN"/>
         </w:rPr>
-        <w:t>1、推进</w:t>
-      </w:r>
-      <w:bookmarkStart w:id="2" w:name="_GoBack"/>
-      <w:bookmarkEnd w:id="2"/>
-      <w:r>
-        <w:rPr>
-          <w:rFonts w:hint="eastAsia" w:ascii="Arial" w:hAnsi="Arial" w:eastAsia="等线" w:cs="Arial"/>
-          <w:b/>
-          <w:bCs/>
-          <w:sz w:val="22"/>
-          <w:lang w:val="en-US" w:eastAsia="zh-CN"/>
-        </w:rPr>
-        <w:t xml:space="preserve"> L3 算法调试及验证</w:t>
+        <w:t>1、推进 L3 算法调试及验证</w:t>
       </w:r>
     </w:p>
     <w:p>
